--- a/Day 3/Day 3_Reference Material.docx
+++ b/Day 3/Day 3_Reference Material.docx
@@ -553,14 +553,6 @@
           <w:rFonts w:ascii="Times New Roman" w:hAnsi="Times New Roman" w:cs="Times New Roman"/>
         </w:rPr>
       </w:pPr>
-      <w:r>
-        <w:rPr>
-          <w:rFonts w:ascii="Times New Roman" w:hAnsi="Times New Roman" w:cs="Times New Roman"/>
-        </w:rPr>
-        <w:pict w14:anchorId="3BA9ABA5">
-          <v:rect id="_x0000_i1068" style="width:0;height:.75pt" o:hralign="center" o:hrstd="t" o:hr="t" fillcolor="#a0a0a0" stroked="f"/>
-        </w:pict>
-      </w:r>
     </w:p>
     <w:p>
       <w:pPr>
@@ -1380,14 +1372,6 @@
           <w:rFonts w:ascii="Times New Roman" w:hAnsi="Times New Roman" w:cs="Times New Roman"/>
         </w:rPr>
       </w:pPr>
-      <w:r>
-        <w:rPr>
-          <w:rFonts w:ascii="Times New Roman" w:hAnsi="Times New Roman" w:cs="Times New Roman"/>
-        </w:rPr>
-        <w:pict w14:anchorId="772AAC2F">
-          <v:rect id="_x0000_i1069" style="width:0;height:.75pt" o:hralign="center" o:hrstd="t" o:hr="t" fillcolor="#a0a0a0" stroked="f"/>
-        </w:pict>
-      </w:r>
     </w:p>
     <w:p>
       <w:pPr>
@@ -7377,6 +7361,7 @@
   <w:style w:type="character" w:default="1" w:styleId="DefaultParagraphFont">
     <w:name w:val="Default Paragraph Font"/>
     <w:uiPriority w:val="1"/>
+    <w:semiHidden/>
     <w:unhideWhenUsed/>
   </w:style>
   <w:style w:type="table" w:default="1" w:styleId="TableNormal">
